--- a/downloads/documents/04 Units/Unit 01 - Nutrition and Wellness - Kitchen Skills and Smart Eating/Lesson 01.11 - Label Detective.docx
+++ b/downloads/documents/04 Units/Unit 01 - Nutrition and Wellness - Kitchen Skills and Smart Eating/Lesson 01.11 - Label Detective.docx
@@ -441,7 +441,7 @@
         <w:t xml:space="preserve"> </w:t>
       </w:r>
       <w:r>
-        <w:t xml:space="preserve">Tier 3 (FACS): Nutrition Facts, serving size, servings per container, percent daily value (% DV), added sugars, sodium, dietary fiber. See the unit vocabulary list for Turkish, Portuguese, and Spanish.</w:t>
+        <w:t xml:space="preserve">Tier 3 (FACS): Nutrition Facts, serving size, servings per container, percent daily value (% DV), added sugars, sodium, dietary fiber. See the unit vocabulary list for the Spanish column.</w:t>
       </w:r>
     </w:p>
     <w:p>
@@ -1948,7 +1948,7 @@
         <w:pStyle w:val="Compact"/>
       </w:pPr>
       <w:r>
-        <w:t xml:space="preserve">ELL: the label diagram on the handout is labeled in English with a word bank in Turkish, Portuguese, and Spanish (see</w:t>
+        <w:t xml:space="preserve">ELL: the label diagram on the handout is labeled in English with a word bank in Spanish (see</w:t>
       </w:r>
       <w:r>
         <w:t xml:space="preserve"> </w:t>

--- a/downloads/documents/04 Units/Unit 01 - Nutrition and Wellness - Kitchen Skills and Smart Eating/Lesson 01.11 - Label Detective.docx
+++ b/downloads/documents/04 Units/Unit 01 - Nutrition and Wellness - Kitchen Skills and Smart Eating/Lesson 01.11 - Label Detective.docx
@@ -2327,7 +2327,7 @@
         <w:t xml:space="preserve">Assessment 01.3 - Label Reading Quiz.md</w:t>
       </w:r>
       <w:r>
-        <w:t xml:space="preserve">) closes the topic. It is given in the first 15 minutes of the period after Lab 2 (the opening of Lesson 1.14), since the seven topic days are all lesson days.</w:t>
+        <w:t xml:space="preserve">) closes the topic’s lesson days. It is given in the first 15 minutes of Lesson 1.13 Day 1, after Lesson 1.12 and before the Lab 2 prep, as the ticket into the lab.</w:t>
       </w:r>
     </w:p>
     <w:p>
